--- a/git/4_tạo mới keo_Pull  từ git repo AAADongA_skill.docx
+++ b/git/4_tạo mới keo_Pull  từ git repo AAADongA_skill.docx
@@ -42,11 +42,6 @@
       </w:r>
     </w:p>
     <w:p>
-      <w:pPr>
-        <w:rPr>
-          <w:color w:val="4472C4" w:themeColor="accent1"/>
-        </w:rPr>
-      </w:pPr>
       <w:r>
         <w:rPr>
           <w:color w:val="4472C4" w:themeColor="accent1"/>
@@ -63,16 +58,17 @@
       </w:hyperlink>
     </w:p>
     <w:p>
-      <w:pPr>
-        <w:rPr>
-          <w:color w:val="4472C4" w:themeColor="accent1"/>
-        </w:rPr>
-      </w:pPr>
-      <w:r>
-        <w:rPr>
-          <w:color w:val="4472C4" w:themeColor="accent1"/>
-        </w:rPr>
-        <w:t xml:space="preserve">git branch – M main </w:t>
+      <w:r>
+        <w:t xml:space="preserve">Tại con  trỏ hiện hành sẽ  tạo thư much </w:t>
+      </w:r>
+      <w:r>
+        <w:rPr>
+          <w:highlight w:val="yellow"/>
+        </w:rPr>
+        <w:t>AAADongA_skill</w:t>
+      </w:r>
+      <w:r>
+        <w:t xml:space="preserve"> nếu muốn tên thư mục khác  dùng câu sau. </w:t>
       </w:r>
     </w:p>
     <w:p>
@@ -81,17 +77,114 @@
           <w:color w:val="4472C4" w:themeColor="accent1"/>
         </w:rPr>
       </w:pPr>
+      <w:r>
+        <w:rPr>
+          <w:color w:val="4472C4" w:themeColor="accent1"/>
+          <w:highlight w:val="yellow"/>
+        </w:rPr>
+        <w:t>git clone https://github.com/hungtq1eaut/math_for_ai.git ten-thu-muc-tuy-chon</w:t>
+      </w:r>
     </w:p>
     <w:p>
-      <w:r>
-        <w:t xml:space="preserve">Muốn push lên được </w:t>
-      </w:r>
-      <w:r>
-        <w:t xml:space="preserve"> phải vào  nguồn: </w:t>
+      <w:pPr>
+        <w:rPr>
+          <w:color w:val="4472C4" w:themeColor="accent1"/>
+        </w:rPr>
+      </w:pPr>
+      <w:r>
+        <w:rPr>
+          <w:color w:val="4472C4" w:themeColor="accent1"/>
+        </w:rPr>
+        <w:t xml:space="preserve">git branch – M main </w:t>
       </w:r>
     </w:p>
     <w:p>
       <w:r>
+        <w:t xml:space="preserve">Lệnh này có nghĩa là </w:t>
+      </w:r>
+      <w:r>
+        <w:rPr>
+          <w:b/>
+          <w:bCs/>
+        </w:rPr>
+        <w:t>đổi tên branch hiện tại thành main</w:t>
+      </w:r>
+      <w:r>
+        <w:t xml:space="preserve">, và chữ </w:t>
+      </w:r>
+      <w:r>
+        <w:rPr>
+          <w:b/>
+          <w:bCs/>
+        </w:rPr>
+        <w:t>-M</w:t>
+      </w:r>
+      <w:r>
+        <w:t xml:space="preserve"> (viết hoa) nghĩa là "force rename" — ép đổi tên kể cả khi đã tồn tại 1 branch tên main khác (sẽ ghi đè lên)</w:t>
+      </w:r>
+    </w:p>
+    <w:p>
+      <w:r>
+        <w:drawing>
+          <wp:inline distT="0" distB="0" distL="0" distR="0" wp14:anchorId="584C0CA0" wp14:editId="74DB562F">
+            <wp:extent cx="5943600" cy="1391285"/>
+            <wp:effectExtent l="0" t="0" r="0" b="0"/>
+            <wp:docPr id="1628013789" name="Picture 1"/>
+            <wp:cNvGraphicFramePr>
+              <a:graphicFrameLocks xmlns:a="http://schemas.openxmlformats.org/drawingml/2006/main" noChangeAspect="1"/>
+            </wp:cNvGraphicFramePr>
+            <a:graphic xmlns:a="http://schemas.openxmlformats.org/drawingml/2006/main">
+              <a:graphicData uri="http://schemas.openxmlformats.org/drawingml/2006/picture">
+                <pic:pic xmlns:pic="http://schemas.openxmlformats.org/drawingml/2006/picture">
+                  <pic:nvPicPr>
+                    <pic:cNvPr id="1628013789" name=""/>
+                    <pic:cNvPicPr/>
+                  </pic:nvPicPr>
+                  <pic:blipFill>
+                    <a:blip r:embed="rId5"/>
+                    <a:stretch>
+                      <a:fillRect/>
+                    </a:stretch>
+                  </pic:blipFill>
+                  <pic:spPr>
+                    <a:xfrm>
+                      <a:off x="0" y="0"/>
+                      <a:ext cx="5943600" cy="1391285"/>
+                    </a:xfrm>
+                    <a:prstGeom prst="rect">
+                      <a:avLst/>
+                    </a:prstGeom>
+                  </pic:spPr>
+                </pic:pic>
+              </a:graphicData>
+            </a:graphic>
+          </wp:inline>
+        </w:drawing>
+      </w:r>
+    </w:p>
+    <w:p>
+      <w:pPr>
+        <w:rPr>
+          <w:color w:val="4472C4" w:themeColor="accent1"/>
+        </w:rPr>
+      </w:pPr>
+    </w:p>
+    <w:p>
+      <w:r>
+        <w:rPr>
+          <w:highlight w:val="yellow"/>
+        </w:rPr>
+        <w:t>Muốn push lên được  phải vào  nguồn:</w:t>
+      </w:r>
+      <w:r>
+        <w:t xml:space="preserve"> </w:t>
+      </w:r>
+    </w:p>
+    <w:p>
+      <w:r>
+        <w:rPr>
+          <w:noProof/>
+        </w:rPr>
         <w:drawing>
           <wp:inline distT="0" distB="0" distL="0" distR="0" wp14:anchorId="273A2CA3" wp14:editId="02AF4DDE">
             <wp:extent cx="5943600" cy="2647315"/>
@@ -108,7 +201,7 @@
                     <pic:cNvPicPr/>
                   </pic:nvPicPr>
                   <pic:blipFill>
-                    <a:blip r:embed="rId5"/>
+                    <a:blip r:embed="rId6"/>
                     <a:stretch>
                       <a:fillRect/>
                     </a:stretch>
@@ -133,7 +226,9 @@
     <w:p/>
     <w:p>
       <w:r>
-        <w:lastRenderedPageBreak/>
+        <w:rPr>
+          <w:noProof/>
+        </w:rPr>
         <w:drawing>
           <wp:inline distT="0" distB="0" distL="0" distR="0" wp14:anchorId="7B2EC7A0" wp14:editId="7723861A">
             <wp:extent cx="5943600" cy="4926965"/>
@@ -150,7 +245,7 @@
                     <pic:cNvPicPr/>
                   </pic:nvPicPr>
                   <pic:blipFill>
-                    <a:blip r:embed="rId6"/>
+                    <a:blip r:embed="rId7"/>
                     <a:stretch>
                       <a:fillRect/>
                     </a:stretch>
@@ -174,6 +269,9 @@
     <w:p/>
     <w:p>
       <w:r>
+        <w:rPr>
+          <w:noProof/>
+        </w:rPr>
         <w:lastRenderedPageBreak/>
         <w:drawing>
           <wp:inline distT="0" distB="0" distL="0" distR="0" wp14:anchorId="7390066D" wp14:editId="7387ACCD">
@@ -191,7 +289,7 @@
                     <pic:cNvPicPr/>
                   </pic:nvPicPr>
                   <pic:blipFill>
-                    <a:blip r:embed="rId7"/>
+                    <a:blip r:embed="rId8"/>
                     <a:stretch>
                       <a:fillRect/>
                     </a:stretch>
@@ -215,7 +313,13 @@
     <w:p/>
     <w:p>
       <w:r>
-        <w:t xml:space="preserve">vào collaborator add email cho phép push lên, sau đó vào email  đích chấp nhận lời mời là ok </w:t>
+        <w:t xml:space="preserve">vào collaborator add email cho phép </w:t>
+      </w:r>
+      <w:r>
+        <w:t xml:space="preserve">pull hoặc </w:t>
+      </w:r>
+      <w:r>
+        <w:t xml:space="preserve">push lên, sau đó vào email  đích chấp nhận lời mời là ok </w:t>
       </w:r>
     </w:p>
     <w:sectPr>
